--- a/Resources/Manual.docx
+++ b/Resources/Manual.docx
@@ -281,7 +281,21 @@
         <w:rPr>
           <w:lang w:val="en-US"/>
         </w:rPr>
-        <w:t>Invite translators to you Google Spreadsheet</w:t>
+        <w:t>Invite translators to you</w:t>
+      </w:r>
+      <w:r>
+        <w:rPr>
+          <w:lang w:val="en-US"/>
+        </w:rPr>
+        <w:t>r</w:t>
+      </w:r>
+      <w:bookmarkStart w:id="0" w:name="_GoBack"/>
+      <w:bookmarkEnd w:id="0"/>
+      <w:r>
+        <w:rPr>
+          <w:lang w:val="en-US"/>
+        </w:rPr>
+        <w:t xml:space="preserve"> Google Spreadsheet</w:t>
       </w:r>
     </w:p>
     <w:p>
@@ -377,8 +391,6 @@
         </w:rPr>
         <w:t>)</w:t>
       </w:r>
-      <w:bookmarkStart w:id="0" w:name="_GoBack"/>
-      <w:bookmarkEnd w:id="0"/>
     </w:p>
     <w:p>
       <w:pPr>
@@ -603,13 +615,7 @@
         <w:rPr>
           <w:lang w:val="en-US"/>
         </w:rPr>
-        <w:t>Google Spreadsheet</w:t>
-      </w:r>
-      <w:r>
-        <w:rPr>
-          <w:lang w:val="en-US"/>
-        </w:rPr>
-        <w:t xml:space="preserve"> example</w:t>
+        <w:t>Google Spreadsheet example</w:t>
       </w:r>
       <w:proofErr w:type="gramStart"/>
       <w:r>

--- a/Resources/Manual.docx
+++ b/Resources/Manual.docx
@@ -153,6 +153,7 @@
     </w:p>
     <w:p>
       <w:pPr>
+        <w:pStyle w:val="2"/>
         <w:rPr>
           <w:lang w:val="en-US"/>
         </w:rPr>
@@ -166,27 +167,16 @@
     </w:p>
     <w:p>
       <w:pPr>
-        <w:rPr>
-          <w:lang w:val="en-US"/>
-        </w:rPr>
-      </w:pPr>
-      <w:r>
-        <w:rPr>
-          <w:lang w:val="en-US"/>
-        </w:rPr>
-        <w:t>Localizing your games and apps with this asse</w:t>
-      </w:r>
-      <w:r>
-        <w:rPr>
-          <w:lang w:val="en-US"/>
-        </w:rPr>
-        <w:t>t</w:t>
-      </w:r>
-      <w:r>
-        <w:rPr>
-          <w:lang w:val="en-US"/>
-        </w:rPr>
-        <w:t xml:space="preserve"> is really simple and cool. Create Google Spreadsheet to store localization, save it to CSV format and place to Resources, </w:t>
+        <w:ind w:left="284"/>
+        <w:rPr>
+          <w:lang w:val="en-US"/>
+        </w:rPr>
+      </w:pPr>
+      <w:r>
+        <w:rPr>
+          <w:lang w:val="en-US"/>
+        </w:rPr>
+        <w:t xml:space="preserve">Localizing your games and apps with this asset is really simple and cool. Create Google Spreadsheet to store localization, save it to CSV format and place to Resources, </w:t>
       </w:r>
       <w:proofErr w:type="gramStart"/>
       <w:r>
@@ -205,14 +195,9 @@
     </w:p>
     <w:p>
       <w:pPr>
-        <w:rPr>
-          <w:lang w:val="en-US"/>
-        </w:rPr>
-      </w:pPr>
-      <w:r>
-        <w:rPr>
-          <w:lang w:val="en-US"/>
-        </w:rPr>
+        <w:pStyle w:val="2"/>
+      </w:pPr>
+      <w:r>
         <w:t>Features:</w:t>
       </w:r>
     </w:p>
@@ -289,8 +274,6 @@
         </w:rPr>
         <w:t>r</w:t>
       </w:r>
-      <w:bookmarkStart w:id="0" w:name="_GoBack"/>
-      <w:bookmarkEnd w:id="0"/>
       <w:r>
         <w:rPr>
           <w:lang w:val="en-US"/>
@@ -313,7 +296,19 @@
         <w:rPr>
           <w:lang w:val="en-US"/>
         </w:rPr>
-        <w:t>Clean and simple C# code</w:t>
+        <w:t xml:space="preserve">Sync localization with </w:t>
+      </w:r>
+      <w:r>
+        <w:rPr>
+          <w:lang w:val="en-US"/>
+        </w:rPr>
+        <w:t>Google Spreadsheet</w:t>
+      </w:r>
+      <w:r>
+        <w:rPr>
+          <w:lang w:val="en-US"/>
+        </w:rPr>
+        <w:t xml:space="preserve"> (and that’s really cool)</w:t>
       </w:r>
     </w:p>
     <w:p>
@@ -331,7 +326,7 @@
         <w:rPr>
           <w:lang w:val="en-US"/>
         </w:rPr>
-        <w:t>Unity 5, 2017, 2018 support</w:t>
+        <w:t>Clean and simple C# code</w:t>
       </w:r>
     </w:p>
     <w:p>
@@ -349,6 +344,24 @@
         <w:rPr>
           <w:lang w:val="en-US"/>
         </w:rPr>
+        <w:t>Unity 5, 2017, 2018 support</w:t>
+      </w:r>
+    </w:p>
+    <w:p>
+      <w:pPr>
+        <w:pStyle w:val="a3"/>
+        <w:numPr>
+          <w:ilvl w:val="0"/>
+          <w:numId w:val="3"/>
+        </w:numPr>
+        <w:rPr>
+          <w:lang w:val="en-US"/>
+        </w:rPr>
+      </w:pPr>
+      <w:r>
+        <w:rPr>
+          <w:lang w:val="en-US"/>
+        </w:rPr>
         <w:t xml:space="preserve">Unity </w:t>
       </w:r>
       <w:proofErr w:type="spellStart"/>
@@ -394,6 +407,7 @@
     </w:p>
     <w:p>
       <w:pPr>
+        <w:pStyle w:val="2"/>
         <w:rPr>
           <w:lang w:val="en-US"/>
         </w:rPr>
@@ -463,7 +477,29 @@
         <w:rPr>
           <w:lang w:val="en-US"/>
         </w:rPr>
-        <w:t>Save each sheet to CSV</w:t>
+        <w:t xml:space="preserve">Find </w:t>
+      </w:r>
+      <w:proofErr w:type="spellStart"/>
+      <w:r>
+        <w:rPr>
+          <w:color w:val="5B9BD5" w:themeColor="accent1"/>
+          <w:lang w:val="en-US"/>
+        </w:rPr>
+        <w:t>LocalizationSync</w:t>
+      </w:r>
+      <w:proofErr w:type="spellEnd"/>
+      <w:r>
+        <w:rPr>
+          <w:color w:val="5B9BD5" w:themeColor="accent1"/>
+          <w:lang w:val="en-US"/>
+        </w:rPr>
+        <w:t xml:space="preserve"> </w:t>
+      </w:r>
+      <w:r>
+        <w:rPr>
+          <w:lang w:val="en-US"/>
+        </w:rPr>
+        <w:t>object, set table id and sheet ids, set folder to save sheets</w:t>
       </w:r>
     </w:p>
     <w:p>
@@ -481,7 +517,20 @@
         <w:rPr>
           <w:lang w:val="en-US"/>
         </w:rPr>
-        <w:t>Place CSV to Resources folder</w:t>
+        <w:t xml:space="preserve">Press </w:t>
+      </w:r>
+      <w:r>
+        <w:rPr>
+          <w:color w:val="5B9BD5" w:themeColor="accent1"/>
+          <w:lang w:val="en-US"/>
+        </w:rPr>
+        <w:t xml:space="preserve">Sync </w:t>
+      </w:r>
+      <w:r>
+        <w:rPr>
+          <w:lang w:val="en-US"/>
+        </w:rPr>
+        <w:t>button, your sheets shall be downloaded</w:t>
       </w:r>
     </w:p>
     <w:p>
@@ -499,42 +548,14 @@
         <w:rPr>
           <w:lang w:val="en-US"/>
         </w:rPr>
-        <w:t xml:space="preserve">Add </w:t>
-      </w:r>
-      <w:proofErr w:type="spellStart"/>
+        <w:t xml:space="preserve">You can also save sheets to CSV manually from </w:t>
+      </w:r>
       <w:r>
         <w:rPr>
           <w:color w:val="5B9BD5" w:themeColor="accent1"/>
           <w:lang w:val="en-US"/>
         </w:rPr>
-        <w:t>LocalizeText</w:t>
-      </w:r>
-      <w:proofErr w:type="spellEnd"/>
-      <w:r>
-        <w:rPr>
-          <w:color w:val="5B9BD5" w:themeColor="accent1"/>
-          <w:lang w:val="en-US"/>
-        </w:rPr>
-        <w:t xml:space="preserve"> </w:t>
-      </w:r>
-      <w:r>
-        <w:rPr>
-          <w:lang w:val="en-US"/>
-        </w:rPr>
-        <w:t xml:space="preserve">component to all </w:t>
-      </w:r>
-      <w:r>
-        <w:rPr>
-          <w:color w:val="5B9BD5" w:themeColor="accent1"/>
-          <w:lang w:val="en-US"/>
-        </w:rPr>
-        <w:t xml:space="preserve">Text </w:t>
-      </w:r>
-      <w:r>
-        <w:rPr>
-          <w:lang w:val="en-US"/>
-        </w:rPr>
-        <w:t>components</w:t>
+        <w:t>Google Spreadsheet</w:t>
       </w:r>
     </w:p>
     <w:p>
@@ -548,30 +569,48 @@
           <w:lang w:val="en-US"/>
         </w:rPr>
       </w:pPr>
-      <w:r>
-        <w:rPr>
-          <w:lang w:val="en-US"/>
-        </w:rPr>
-        <w:t>Initialize dictionary when app started</w:t>
-      </w:r>
-      <w:r>
-        <w:rPr>
-          <w:lang w:val="en-US"/>
-        </w:rPr>
-        <w:t xml:space="preserve"> (please refer to </w:t>
-      </w:r>
+      <w:bookmarkStart w:id="0" w:name="_GoBack"/>
+      <w:bookmarkEnd w:id="0"/>
+      <w:r>
+        <w:rPr>
+          <w:lang w:val="en-US"/>
+        </w:rPr>
+        <w:t xml:space="preserve">Add </w:t>
+      </w:r>
+      <w:proofErr w:type="spellStart"/>
       <w:r>
         <w:rPr>
           <w:color w:val="5B9BD5" w:themeColor="accent1"/>
           <w:lang w:val="en-US"/>
         </w:rPr>
-        <w:t>Example</w:t>
-      </w:r>
-      <w:r>
-        <w:rPr>
-          <w:lang w:val="en-US"/>
-        </w:rPr>
-        <w:t>)</w:t>
+        <w:t>LocalizeText</w:t>
+      </w:r>
+      <w:proofErr w:type="spellEnd"/>
+      <w:r>
+        <w:rPr>
+          <w:color w:val="5B9BD5" w:themeColor="accent1"/>
+          <w:lang w:val="en-US"/>
+        </w:rPr>
+        <w:t xml:space="preserve"> </w:t>
+      </w:r>
+      <w:r>
+        <w:rPr>
+          <w:lang w:val="en-US"/>
+        </w:rPr>
+        <w:t xml:space="preserve">component to all </w:t>
+      </w:r>
+      <w:r>
+        <w:rPr>
+          <w:color w:val="5B9BD5" w:themeColor="accent1"/>
+          <w:lang w:val="en-US"/>
+        </w:rPr>
+        <w:t xml:space="preserve">Text </w:t>
+      </w:r>
+      <w:r>
+        <w:rPr>
+          <w:lang w:val="en-US"/>
+        </w:rPr>
+        <w:t>components</w:t>
       </w:r>
     </w:p>
     <w:p>
@@ -589,6 +628,43 @@
         <w:rPr>
           <w:lang w:val="en-US"/>
         </w:rPr>
+        <w:t>Initialize dictionary when app started</w:t>
+      </w:r>
+      <w:r>
+        <w:rPr>
+          <w:lang w:val="en-US"/>
+        </w:rPr>
+        <w:t xml:space="preserve"> (please refer to </w:t>
+      </w:r>
+      <w:r>
+        <w:rPr>
+          <w:color w:val="5B9BD5" w:themeColor="accent1"/>
+          <w:lang w:val="en-US"/>
+        </w:rPr>
+        <w:t>Example</w:t>
+      </w:r>
+      <w:r>
+        <w:rPr>
+          <w:lang w:val="en-US"/>
+        </w:rPr>
+        <w:t>)</w:t>
+      </w:r>
+    </w:p>
+    <w:p>
+      <w:pPr>
+        <w:pStyle w:val="a3"/>
+        <w:numPr>
+          <w:ilvl w:val="0"/>
+          <w:numId w:val="2"/>
+        </w:numPr>
+        <w:rPr>
+          <w:lang w:val="en-US"/>
+        </w:rPr>
+      </w:pPr>
+      <w:r>
+        <w:rPr>
+          <w:lang w:val="en-US"/>
+        </w:rPr>
         <w:t xml:space="preserve">Press </w:t>
       </w:r>
       <w:r>
@@ -607,46 +683,191 @@
     </w:p>
     <w:p>
       <w:pPr>
-        <w:rPr>
-          <w:lang w:val="en-US"/>
-        </w:rPr>
-      </w:pPr>
-      <w:r>
-        <w:rPr>
-          <w:lang w:val="en-US"/>
-        </w:rPr>
-        <w:t>Google Spreadsheet example</w:t>
-      </w:r>
+        <w:pStyle w:val="2"/>
+        <w:rPr>
+          <w:rStyle w:val="20"/>
+          <w:lang w:val="en-US"/>
+        </w:rPr>
+      </w:pPr>
+      <w:r>
+        <w:rPr>
+          <w:rStyle w:val="20"/>
+          <w:lang w:val="en-US"/>
+        </w:rPr>
+        <w:t>How to get table id and sheet ids:</w:t>
+      </w:r>
+    </w:p>
+    <w:p>
+      <w:pPr>
+        <w:ind w:left="284"/>
+        <w:rPr>
+          <w:i/>
+          <w:lang w:val="en-US"/>
+        </w:rPr>
+      </w:pPr>
       <w:proofErr w:type="gramStart"/>
       <w:r>
         <w:rPr>
           <w:lang w:val="en-US"/>
         </w:rPr>
-        <w:t>:</w:t>
+        <w:t>Let's</w:t>
       </w:r>
       <w:proofErr w:type="gramEnd"/>
       <w:r>
         <w:rPr>
           <w:lang w:val="en-US"/>
         </w:rPr>
-        <w:br/>
+        <w:t xml:space="preserve"> say your table has the following url</w:t>
+      </w:r>
+      <w:r>
+        <w:rPr>
+          <w:lang w:val="en-US"/>
+        </w:rPr>
+        <w:t xml:space="preserve">: </w:t>
       </w:r>
       <w:hyperlink r:id="rId6" w:history="1">
         <w:r>
           <w:rPr>
             <w:rStyle w:val="a6"/>
+            <w:i/>
             <w:lang w:val="en-US"/>
           </w:rPr>
-          <w:t>https://docs.google.com/spreadsheets/d/1RvKY3VE_y5FPhEECCa5dv4F7REJ7rBtGzQg9Z_B_DE4/edit?usp=sharing</w:t>
+          <w:t>https://docs.google.com/spreadsheets/d/1RvKY3VE_y5FPhEECCa5dv4F7REJ7rBtGzQg9Z_B_DE4/edit#gid=331980525</w:t>
         </w:r>
       </w:hyperlink>
     </w:p>
     <w:p>
       <w:pPr>
-        <w:rPr>
-          <w:lang w:val="en-US"/>
-        </w:rPr>
-      </w:pPr>
+        <w:ind w:left="284"/>
+        <w:rPr>
+          <w:lang w:val="en-US"/>
+        </w:rPr>
+      </w:pPr>
+      <w:r>
+        <w:rPr>
+          <w:lang w:val="en-US"/>
+        </w:rPr>
+        <w:t>So your table id will be "</w:t>
+      </w:r>
+      <w:r>
+        <w:rPr>
+          <w:i/>
+          <w:lang w:val="en-US"/>
+        </w:rPr>
+        <w:t>1RvKY3VE_y5FPhEECCa5dv4F7REJ7rBtGzQg9Z_B_DE4</w:t>
+      </w:r>
+      <w:r>
+        <w:rPr>
+          <w:lang w:val="en-US"/>
+        </w:rPr>
+        <w:t>" and sheet id will be "</w:t>
+      </w:r>
+      <w:r>
+        <w:rPr>
+          <w:i/>
+          <w:lang w:val="en-US"/>
+        </w:rPr>
+        <w:t>331980525</w:t>
+      </w:r>
+      <w:r>
+        <w:rPr>
+          <w:lang w:val="en-US"/>
+        </w:rPr>
+        <w:t>" (</w:t>
+      </w:r>
+      <w:proofErr w:type="spellStart"/>
+      <w:r>
+        <w:rPr>
+          <w:lang w:val="en-US"/>
+        </w:rPr>
+        <w:t>gid</w:t>
+      </w:r>
+      <w:proofErr w:type="spellEnd"/>
+      <w:r>
+        <w:rPr>
+          <w:lang w:val="en-US"/>
+        </w:rPr>
+        <w:t xml:space="preserve"> parameter)</w:t>
+      </w:r>
+      <w:r>
+        <w:rPr>
+          <w:lang w:val="en-US"/>
+        </w:rPr>
+        <w:t>.</w:t>
+      </w:r>
+    </w:p>
+    <w:p>
+      <w:pPr>
+        <w:rPr>
+          <w:rStyle w:val="a6"/>
+          <w:lang w:val="en-US"/>
+        </w:rPr>
+      </w:pPr>
+      <w:r>
+        <w:rPr>
+          <w:rStyle w:val="20"/>
+          <w:lang w:val="en-US"/>
+        </w:rPr>
+        <w:t>Google Spreadsheet example</w:t>
+      </w:r>
+      <w:proofErr w:type="gramStart"/>
+      <w:r>
+        <w:rPr>
+          <w:rStyle w:val="20"/>
+          <w:lang w:val="en-US"/>
+        </w:rPr>
+        <w:t>:</w:t>
+      </w:r>
+      <w:proofErr w:type="gramEnd"/>
+      <w:r>
+        <w:rPr>
+          <w:rStyle w:val="20"/>
+          <w:lang w:val="en-US"/>
+        </w:rPr>
+        <w:br/>
+      </w:r>
+      <w:hyperlink r:id="rId7" w:history="1">
+        <w:r>
+          <w:rPr>
+            <w:rStyle w:val="a6"/>
+            <w:i/>
+            <w:lang w:val="en-US"/>
+          </w:rPr>
+          <w:t>https://docs.google.com/spreadsheets/d/1RvKY3VE_y5FPhEECCa5dv4F7REJ7rBtGzQg9Z_B_DE4</w:t>
+        </w:r>
+      </w:hyperlink>
+    </w:p>
+    <w:p>
+      <w:pPr>
+        <w:pStyle w:val="2"/>
+        <w:rPr>
+          <w:lang w:val="en-US"/>
+        </w:rPr>
+      </w:pPr>
+      <w:r>
+        <w:rPr>
+          <w:lang w:val="en-US"/>
+        </w:rPr>
+        <w:t>Contact me:</w:t>
+      </w:r>
+    </w:p>
+    <w:p>
+      <w:pPr>
+        <w:pStyle w:val="a3"/>
+        <w:numPr>
+          <w:ilvl w:val="0"/>
+          <w:numId w:val="2"/>
+        </w:numPr>
+        <w:rPr>
+          <w:lang w:val="en-US"/>
+        </w:rPr>
+      </w:pPr>
+      <w:r>
+        <w:rPr>
+          <w:lang w:val="en-US"/>
+        </w:rPr>
+        <w:t>hippogamesunity@mail.com</w:t>
+      </w:r>
     </w:p>
     <w:p>
       <w:pPr>
@@ -669,6 +890,118 @@
 <file path=word/numbering.xml><?xml version="1.0" encoding="utf-8"?>
 <w:numbering xmlns:wpc="http://schemas.microsoft.com/office/word/2010/wordprocessingCanvas" xmlns:cx="http://schemas.microsoft.com/office/drawing/2014/chartex" xmlns:cx1="http://schemas.microsoft.com/office/drawing/2015/9/8/chartex" xmlns:mc="http://schemas.openxmlformats.org/markup-compatibility/2006" xmlns:o="urn:schemas-microsoft-com:office:office" xmlns:r="http://schemas.openxmlformats.org/officeDocument/2006/relationships" xmlns:m="http://schemas.openxmlformats.org/officeDocument/2006/math" xmlns:v="urn:schemas-microsoft-com:vml" xmlns:wp14="http://schemas.microsoft.com/office/word/2010/wordprocessingDrawing" xmlns:wp="http://schemas.openxmlformats.org/drawingml/2006/wordprocessingDrawing" xmlns:w10="urn:schemas-microsoft-com:office:word" xmlns:w="http://schemas.openxmlformats.org/wordprocessingml/2006/main" xmlns:w14="http://schemas.microsoft.com/office/word/2010/wordml" xmlns:w15="http://schemas.microsoft.com/office/word/2012/wordml" xmlns:w16se="http://schemas.microsoft.com/office/word/2015/wordml/symex" xmlns:wpg="http://schemas.microsoft.com/office/word/2010/wordprocessingGroup" xmlns:wpi="http://schemas.microsoft.com/office/word/2010/wordprocessingInk" xmlns:wne="http://schemas.microsoft.com/office/word/2006/wordml" xmlns:wps="http://schemas.microsoft.com/office/word/2010/wordprocessingShape" mc:Ignorable="w14 w15 w16se wp14">
   <w:abstractNum w:abstractNumId="0" w15:restartNumberingAfterBreak="0">
+    <w:nsid w:val="0A504A81"/>
+    <w:multiLevelType w:val="hybridMultilevel"/>
+    <w:tmpl w:val="80969D28"/>
+    <w:lvl w:ilvl="0" w:tplc="1312EAE8">
+      <w:numFmt w:val="bullet"/>
+      <w:lvlText w:val="-"/>
+      <w:lvlJc w:val="left"/>
+      <w:pPr>
+        <w:ind w:left="720" w:hanging="360"/>
+      </w:pPr>
+      <w:rPr>
+        <w:rFonts w:ascii="Calibri" w:eastAsiaTheme="minorHAnsi" w:hAnsi="Calibri" w:cs="Calibri" w:hint="default"/>
+      </w:rPr>
+    </w:lvl>
+    <w:lvl w:ilvl="1" w:tplc="04190003" w:tentative="1">
+      <w:start w:val="1"/>
+      <w:numFmt w:val="bullet"/>
+      <w:lvlText w:val="o"/>
+      <w:lvlJc w:val="left"/>
+      <w:pPr>
+        <w:ind w:left="1440" w:hanging="360"/>
+      </w:pPr>
+      <w:rPr>
+        <w:rFonts w:ascii="Courier New" w:hAnsi="Courier New" w:cs="Courier New" w:hint="default"/>
+      </w:rPr>
+    </w:lvl>
+    <w:lvl w:ilvl="2" w:tplc="04190005" w:tentative="1">
+      <w:start w:val="1"/>
+      <w:numFmt w:val="bullet"/>
+      <w:lvlText w:val=""/>
+      <w:lvlJc w:val="left"/>
+      <w:pPr>
+        <w:ind w:left="2160" w:hanging="360"/>
+      </w:pPr>
+      <w:rPr>
+        <w:rFonts w:ascii="Wingdings" w:hAnsi="Wingdings" w:hint="default"/>
+      </w:rPr>
+    </w:lvl>
+    <w:lvl w:ilvl="3" w:tplc="04190001" w:tentative="1">
+      <w:start w:val="1"/>
+      <w:numFmt w:val="bullet"/>
+      <w:lvlText w:val=""/>
+      <w:lvlJc w:val="left"/>
+      <w:pPr>
+        <w:ind w:left="2880" w:hanging="360"/>
+      </w:pPr>
+      <w:rPr>
+        <w:rFonts w:ascii="Symbol" w:hAnsi="Symbol" w:hint="default"/>
+      </w:rPr>
+    </w:lvl>
+    <w:lvl w:ilvl="4" w:tplc="04190003" w:tentative="1">
+      <w:start w:val="1"/>
+      <w:numFmt w:val="bullet"/>
+      <w:lvlText w:val="o"/>
+      <w:lvlJc w:val="left"/>
+      <w:pPr>
+        <w:ind w:left="3600" w:hanging="360"/>
+      </w:pPr>
+      <w:rPr>
+        <w:rFonts w:ascii="Courier New" w:hAnsi="Courier New" w:cs="Courier New" w:hint="default"/>
+      </w:rPr>
+    </w:lvl>
+    <w:lvl w:ilvl="5" w:tplc="04190005" w:tentative="1">
+      <w:start w:val="1"/>
+      <w:numFmt w:val="bullet"/>
+      <w:lvlText w:val=""/>
+      <w:lvlJc w:val="left"/>
+      <w:pPr>
+        <w:ind w:left="4320" w:hanging="360"/>
+      </w:pPr>
+      <w:rPr>
+        <w:rFonts w:ascii="Wingdings" w:hAnsi="Wingdings" w:hint="default"/>
+      </w:rPr>
+    </w:lvl>
+    <w:lvl w:ilvl="6" w:tplc="04190001" w:tentative="1">
+      <w:start w:val="1"/>
+      <w:numFmt w:val="bullet"/>
+      <w:lvlText w:val=""/>
+      <w:lvlJc w:val="left"/>
+      <w:pPr>
+        <w:ind w:left="5040" w:hanging="360"/>
+      </w:pPr>
+      <w:rPr>
+        <w:rFonts w:ascii="Symbol" w:hAnsi="Symbol" w:hint="default"/>
+      </w:rPr>
+    </w:lvl>
+    <w:lvl w:ilvl="7" w:tplc="04190003" w:tentative="1">
+      <w:start w:val="1"/>
+      <w:numFmt w:val="bullet"/>
+      <w:lvlText w:val="o"/>
+      <w:lvlJc w:val="left"/>
+      <w:pPr>
+        <w:ind w:left="5760" w:hanging="360"/>
+      </w:pPr>
+      <w:rPr>
+        <w:rFonts w:ascii="Courier New" w:hAnsi="Courier New" w:cs="Courier New" w:hint="default"/>
+      </w:rPr>
+    </w:lvl>
+    <w:lvl w:ilvl="8" w:tplc="04190005" w:tentative="1">
+      <w:start w:val="1"/>
+      <w:numFmt w:val="bullet"/>
+      <w:lvlText w:val=""/>
+      <w:lvlJc w:val="left"/>
+      <w:pPr>
+        <w:ind w:left="6480" w:hanging="360"/>
+      </w:pPr>
+      <w:rPr>
+        <w:rFonts w:ascii="Wingdings" w:hAnsi="Wingdings" w:hint="default"/>
+      </w:rPr>
+    </w:lvl>
+  </w:abstractNum>
+  <w:abstractNum w:abstractNumId="1" w15:restartNumberingAfterBreak="0">
     <w:nsid w:val="207676F8"/>
     <w:multiLevelType w:val="hybridMultilevel"/>
     <w:tmpl w:val="4DD09C1C"/>
@@ -780,7 +1113,7 @@
       </w:rPr>
     </w:lvl>
   </w:abstractNum>
-  <w:abstractNum w:abstractNumId="1" w15:restartNumberingAfterBreak="0">
+  <w:abstractNum w:abstractNumId="2" w15:restartNumberingAfterBreak="0">
     <w:nsid w:val="212F3123"/>
     <w:multiLevelType w:val="hybridMultilevel"/>
     <w:tmpl w:val="B5449340"/>
@@ -892,7 +1225,7 @@
       </w:rPr>
     </w:lvl>
   </w:abstractNum>
-  <w:abstractNum w:abstractNumId="2" w15:restartNumberingAfterBreak="0">
+  <w:abstractNum w:abstractNumId="3" w15:restartNumberingAfterBreak="0">
     <w:nsid w:val="450A5362"/>
     <w:multiLevelType w:val="hybridMultilevel"/>
     <w:tmpl w:val="8EF854D8"/>
@@ -1005,12 +1338,15 @@
     </w:lvl>
   </w:abstractNum>
   <w:num w:numId="1">
+    <w:abstractNumId w:val="3"/>
+  </w:num>
+  <w:num w:numId="2">
     <w:abstractNumId w:val="2"/>
   </w:num>
-  <w:num w:numId="2">
+  <w:num w:numId="3">
     <w:abstractNumId w:val="1"/>
   </w:num>
-  <w:num w:numId="3">
+  <w:num w:numId="4">
     <w:abstractNumId w:val="0"/>
   </w:num>
 </w:numbering>
@@ -1410,6 +1746,71 @@
     <w:name w:val="Normal"/>
     <w:qFormat/>
   </w:style>
+  <w:style w:type="paragraph" w:styleId="1">
+    <w:name w:val="heading 1"/>
+    <w:basedOn w:val="a"/>
+    <w:next w:val="a"/>
+    <w:link w:val="10"/>
+    <w:uiPriority w:val="9"/>
+    <w:qFormat/>
+    <w:rsid w:val="00251EDC"/>
+    <w:pPr>
+      <w:keepNext/>
+      <w:keepLines/>
+      <w:spacing w:before="240" w:after="0"/>
+      <w:outlineLvl w:val="0"/>
+    </w:pPr>
+    <w:rPr>
+      <w:rFonts w:asciiTheme="majorHAnsi" w:eastAsiaTheme="majorEastAsia" w:hAnsiTheme="majorHAnsi" w:cstheme="majorBidi"/>
+      <w:color w:val="2E74B5" w:themeColor="accent1" w:themeShade="BF"/>
+      <w:sz w:val="32"/>
+      <w:szCs w:val="32"/>
+    </w:rPr>
+  </w:style>
+  <w:style w:type="paragraph" w:styleId="2">
+    <w:name w:val="heading 2"/>
+    <w:basedOn w:val="a"/>
+    <w:next w:val="a"/>
+    <w:link w:val="20"/>
+    <w:uiPriority w:val="9"/>
+    <w:unhideWhenUsed/>
+    <w:qFormat/>
+    <w:rsid w:val="00251EDC"/>
+    <w:pPr>
+      <w:keepNext/>
+      <w:keepLines/>
+      <w:spacing w:before="40" w:after="0"/>
+      <w:outlineLvl w:val="1"/>
+    </w:pPr>
+    <w:rPr>
+      <w:rFonts w:asciiTheme="majorHAnsi" w:eastAsiaTheme="majorEastAsia" w:hAnsiTheme="majorHAnsi" w:cstheme="majorBidi"/>
+      <w:color w:val="2E74B5" w:themeColor="accent1" w:themeShade="BF"/>
+      <w:sz w:val="26"/>
+      <w:szCs w:val="26"/>
+    </w:rPr>
+  </w:style>
+  <w:style w:type="paragraph" w:styleId="3">
+    <w:name w:val="heading 3"/>
+    <w:basedOn w:val="a"/>
+    <w:next w:val="a"/>
+    <w:link w:val="30"/>
+    <w:uiPriority w:val="9"/>
+    <w:unhideWhenUsed/>
+    <w:qFormat/>
+    <w:rsid w:val="00251EDC"/>
+    <w:pPr>
+      <w:keepNext/>
+      <w:keepLines/>
+      <w:spacing w:before="40" w:after="0"/>
+      <w:outlineLvl w:val="2"/>
+    </w:pPr>
+    <w:rPr>
+      <w:rFonts w:asciiTheme="majorHAnsi" w:eastAsiaTheme="majorEastAsia" w:hAnsiTheme="majorHAnsi" w:cstheme="majorBidi"/>
+      <w:color w:val="1F4D78" w:themeColor="accent1" w:themeShade="7F"/>
+      <w:sz w:val="24"/>
+      <w:szCs w:val="24"/>
+    </w:rPr>
+  </w:style>
   <w:style w:type="character" w:default="1" w:styleId="a0">
     <w:name w:val="Default Paragraph Font"/>
     <w:uiPriority w:val="1"/>
@@ -1491,6 +1892,54 @@
     <w:rPr>
       <w:color w:val="0563C1" w:themeColor="hyperlink"/>
       <w:u w:val="single"/>
+    </w:rPr>
+  </w:style>
+  <w:style w:type="paragraph" w:styleId="a7">
+    <w:name w:val="No Spacing"/>
+    <w:uiPriority w:val="1"/>
+    <w:qFormat/>
+    <w:rsid w:val="00251EDC"/>
+    <w:pPr>
+      <w:spacing w:after="0" w:line="240" w:lineRule="auto"/>
+    </w:pPr>
+  </w:style>
+  <w:style w:type="character" w:customStyle="1" w:styleId="10">
+    <w:name w:val="Заголовок 1 Знак"/>
+    <w:basedOn w:val="a0"/>
+    <w:link w:val="1"/>
+    <w:uiPriority w:val="9"/>
+    <w:rsid w:val="00251EDC"/>
+    <w:rPr>
+      <w:rFonts w:asciiTheme="majorHAnsi" w:eastAsiaTheme="majorEastAsia" w:hAnsiTheme="majorHAnsi" w:cstheme="majorBidi"/>
+      <w:color w:val="2E74B5" w:themeColor="accent1" w:themeShade="BF"/>
+      <w:sz w:val="32"/>
+      <w:szCs w:val="32"/>
+    </w:rPr>
+  </w:style>
+  <w:style w:type="character" w:customStyle="1" w:styleId="20">
+    <w:name w:val="Заголовок 2 Знак"/>
+    <w:basedOn w:val="a0"/>
+    <w:link w:val="2"/>
+    <w:uiPriority w:val="9"/>
+    <w:rsid w:val="00251EDC"/>
+    <w:rPr>
+      <w:rFonts w:asciiTheme="majorHAnsi" w:eastAsiaTheme="majorEastAsia" w:hAnsiTheme="majorHAnsi" w:cstheme="majorBidi"/>
+      <w:color w:val="2E74B5" w:themeColor="accent1" w:themeShade="BF"/>
+      <w:sz w:val="26"/>
+      <w:szCs w:val="26"/>
+    </w:rPr>
+  </w:style>
+  <w:style w:type="character" w:customStyle="1" w:styleId="30">
+    <w:name w:val="Заголовок 3 Знак"/>
+    <w:basedOn w:val="a0"/>
+    <w:link w:val="3"/>
+    <w:uiPriority w:val="9"/>
+    <w:rsid w:val="00251EDC"/>
+    <w:rPr>
+      <w:rFonts w:asciiTheme="majorHAnsi" w:eastAsiaTheme="majorEastAsia" w:hAnsiTheme="majorHAnsi" w:cstheme="majorBidi"/>
+      <w:color w:val="1F4D78" w:themeColor="accent1" w:themeShade="7F"/>
+      <w:sz w:val="24"/>
+      <w:szCs w:val="24"/>
     </w:rPr>
   </w:style>
 </w:styles>

--- a/Resources/Manual.docx
+++ b/Resources/Manual.docx
@@ -477,20 +477,22 @@
         <w:rPr>
           <w:lang w:val="en-US"/>
         </w:rPr>
-        <w:t xml:space="preserve">Find </w:t>
-      </w:r>
-      <w:proofErr w:type="spellStart"/>
-      <w:r>
-        <w:rPr>
-          <w:color w:val="5B9BD5" w:themeColor="accent1"/>
-          <w:lang w:val="en-US"/>
-        </w:rPr>
-        <w:t>LocalizationSync</w:t>
-      </w:r>
-      <w:proofErr w:type="spellEnd"/>
-      <w:r>
-        <w:rPr>
-          <w:color w:val="5B9BD5" w:themeColor="accent1"/>
+        <w:t>Set public read permission for your table (</w:t>
+      </w:r>
+      <w:r>
+        <w:rPr>
+          <w:lang w:val="en-US"/>
+        </w:rPr>
+        <w:t>otherwise</w:t>
+      </w:r>
+      <w:r>
+        <w:rPr>
+          <w:lang w:val="en-US"/>
+        </w:rPr>
+        <w:t>,</w:t>
+      </w:r>
+      <w:r>
+        <w:rPr>
           <w:lang w:val="en-US"/>
         </w:rPr>
         <w:t xml:space="preserve"> </w:t>
@@ -499,7 +501,7 @@
         <w:rPr>
           <w:lang w:val="en-US"/>
         </w:rPr>
-        <w:t>object, set table id and sheet ids, set folder to save sheets</w:t>
+        <w:t>save CSV manually)</w:t>
       </w:r>
     </w:p>
     <w:p>
@@ -517,20 +519,29 @@
         <w:rPr>
           <w:lang w:val="en-US"/>
         </w:rPr>
-        <w:t xml:space="preserve">Press </w:t>
-      </w:r>
+        <w:t xml:space="preserve">Find </w:t>
+      </w:r>
+      <w:proofErr w:type="spellStart"/>
       <w:r>
         <w:rPr>
           <w:color w:val="5B9BD5" w:themeColor="accent1"/>
           <w:lang w:val="en-US"/>
         </w:rPr>
-        <w:t xml:space="preserve">Sync </w:t>
-      </w:r>
-      <w:r>
-        <w:rPr>
-          <w:lang w:val="en-US"/>
-        </w:rPr>
-        <w:t>button, your sheets shall be downloaded</w:t>
+        <w:t>LocalizationSync</w:t>
+      </w:r>
+      <w:proofErr w:type="spellEnd"/>
+      <w:r>
+        <w:rPr>
+          <w:color w:val="5B9BD5" w:themeColor="accent1"/>
+          <w:lang w:val="en-US"/>
+        </w:rPr>
+        <w:t xml:space="preserve"> </w:t>
+      </w:r>
+      <w:r>
+        <w:rPr>
+          <w:lang w:val="en-US"/>
+        </w:rPr>
+        <w:t>object, set table id and sheet ids, set folder to save sheets</w:t>
       </w:r>
     </w:p>
     <w:p>
@@ -548,14 +559,20 @@
         <w:rPr>
           <w:lang w:val="en-US"/>
         </w:rPr>
-        <w:t xml:space="preserve">You can also save sheets to CSV manually from </w:t>
+        <w:t xml:space="preserve">Press </w:t>
       </w:r>
       <w:r>
         <w:rPr>
           <w:color w:val="5B9BD5" w:themeColor="accent1"/>
           <w:lang w:val="en-US"/>
         </w:rPr>
-        <w:t>Google Spreadsheet</w:t>
+        <w:t xml:space="preserve">Sync </w:t>
+      </w:r>
+      <w:r>
+        <w:rPr>
+          <w:lang w:val="en-US"/>
+        </w:rPr>
+        <w:t>button, your sheets shall be downloaded</w:t>
       </w:r>
     </w:p>
     <w:p>
@@ -569,49 +586,82 @@
           <w:lang w:val="en-US"/>
         </w:rPr>
       </w:pPr>
+      <w:r>
+        <w:rPr>
+          <w:lang w:val="en-US"/>
+        </w:rPr>
+        <w:t>Alternatively</w:t>
+      </w:r>
+      <w:r>
+        <w:rPr>
+          <w:lang w:val="en-US"/>
+        </w:rPr>
+        <w:t xml:space="preserve"> can save sheets to CSV manually from </w:t>
+      </w:r>
+      <w:r>
+        <w:rPr>
+          <w:color w:val="5B9BD5" w:themeColor="accent1"/>
+          <w:lang w:val="en-US"/>
+        </w:rPr>
+        <w:t>Google Spreadsheet</w:t>
+      </w:r>
+      <w:r>
+        <w:rPr>
+          <w:color w:val="5B9BD5" w:themeColor="accent1"/>
+          <w:lang w:val="en-US"/>
+        </w:rPr>
+        <w:t xml:space="preserve"> </w:t>
+      </w:r>
+      <w:proofErr w:type="spellStart"/>
+      <w:r>
+        <w:t>and</w:t>
+      </w:r>
+      <w:proofErr w:type="spellEnd"/>
+      <w:r>
+        <w:t xml:space="preserve"> </w:t>
+      </w:r>
+      <w:proofErr w:type="spellStart"/>
+      <w:r>
+        <w:t>mo</w:t>
+      </w:r>
       <w:bookmarkStart w:id="0" w:name="_GoBack"/>
       <w:bookmarkEnd w:id="0"/>
       <w:r>
-        <w:rPr>
-          <w:lang w:val="en-US"/>
-        </w:rPr>
-        <w:t xml:space="preserve">Add </w:t>
+        <w:t>ve</w:t>
+      </w:r>
+      <w:proofErr w:type="spellEnd"/>
+      <w:r>
+        <w:t xml:space="preserve"> </w:t>
       </w:r>
       <w:proofErr w:type="spellStart"/>
       <w:r>
-        <w:rPr>
-          <w:color w:val="5B9BD5" w:themeColor="accent1"/>
-          <w:lang w:val="en-US"/>
-        </w:rPr>
-        <w:t>LocalizeText</w:t>
+        <w:t>them</w:t>
       </w:r>
       <w:proofErr w:type="spellEnd"/>
       <w:r>
-        <w:rPr>
-          <w:color w:val="5B9BD5" w:themeColor="accent1"/>
-          <w:lang w:val="en-US"/>
-        </w:rPr>
         <w:t xml:space="preserve"> </w:t>
       </w:r>
-      <w:r>
-        <w:rPr>
-          <w:lang w:val="en-US"/>
-        </w:rPr>
-        <w:t xml:space="preserve">component to all </w:t>
-      </w:r>
-      <w:r>
-        <w:rPr>
-          <w:color w:val="5B9BD5" w:themeColor="accent1"/>
-          <w:lang w:val="en-US"/>
-        </w:rPr>
-        <w:t xml:space="preserve">Text </w:t>
-      </w:r>
-      <w:r>
-        <w:rPr>
-          <w:lang w:val="en-US"/>
-        </w:rPr>
-        <w:t>components</w:t>
-      </w:r>
+      <w:proofErr w:type="spellStart"/>
+      <w:r>
+        <w:t>to</w:t>
+      </w:r>
+      <w:proofErr w:type="spellEnd"/>
+      <w:r>
+        <w:t xml:space="preserve"> </w:t>
+      </w:r>
+      <w:proofErr w:type="spellStart"/>
+      <w:r>
+        <w:t>Resources</w:t>
+      </w:r>
+      <w:proofErr w:type="spellEnd"/>
+      <w:r>
+        <w:t xml:space="preserve"> </w:t>
+      </w:r>
+      <w:proofErr w:type="spellStart"/>
+      <w:r>
+        <w:t>folder</w:t>
+      </w:r>
+      <w:proofErr w:type="spellEnd"/>
     </w:p>
     <w:p>
       <w:pPr>
@@ -628,26 +678,42 @@
         <w:rPr>
           <w:lang w:val="en-US"/>
         </w:rPr>
-        <w:t>Initialize dictionary when app started</w:t>
-      </w:r>
-      <w:r>
-        <w:rPr>
-          <w:lang w:val="en-US"/>
-        </w:rPr>
-        <w:t xml:space="preserve"> (please refer to </w:t>
-      </w:r>
+        <w:t xml:space="preserve">Add </w:t>
+      </w:r>
+      <w:proofErr w:type="spellStart"/>
       <w:r>
         <w:rPr>
           <w:color w:val="5B9BD5" w:themeColor="accent1"/>
           <w:lang w:val="en-US"/>
         </w:rPr>
-        <w:t>Example</w:t>
-      </w:r>
-      <w:r>
-        <w:rPr>
-          <w:lang w:val="en-US"/>
-        </w:rPr>
-        <w:t>)</w:t>
+        <w:t>LocalizeText</w:t>
+      </w:r>
+      <w:proofErr w:type="spellEnd"/>
+      <w:r>
+        <w:rPr>
+          <w:color w:val="5B9BD5" w:themeColor="accent1"/>
+          <w:lang w:val="en-US"/>
+        </w:rPr>
+        <w:t xml:space="preserve"> </w:t>
+      </w:r>
+      <w:r>
+        <w:rPr>
+          <w:lang w:val="en-US"/>
+        </w:rPr>
+        <w:t xml:space="preserve">component to all </w:t>
+      </w:r>
+      <w:r>
+        <w:rPr>
+          <w:color w:val="5B9BD5" w:themeColor="accent1"/>
+          <w:lang w:val="en-US"/>
+        </w:rPr>
+        <w:t xml:space="preserve">Text </w:t>
+      </w:r>
+      <w:r>
+        <w:rPr>
+          <w:lang w:val="en-US"/>
+        </w:rPr>
+        <w:t>components</w:t>
       </w:r>
     </w:p>
     <w:p>
@@ -665,6 +731,43 @@
         <w:rPr>
           <w:lang w:val="en-US"/>
         </w:rPr>
+        <w:t>Initialize dictionary when app started</w:t>
+      </w:r>
+      <w:r>
+        <w:rPr>
+          <w:lang w:val="en-US"/>
+        </w:rPr>
+        <w:t xml:space="preserve"> (please refer to </w:t>
+      </w:r>
+      <w:r>
+        <w:rPr>
+          <w:color w:val="5B9BD5" w:themeColor="accent1"/>
+          <w:lang w:val="en-US"/>
+        </w:rPr>
+        <w:t>Example</w:t>
+      </w:r>
+      <w:r>
+        <w:rPr>
+          <w:lang w:val="en-US"/>
+        </w:rPr>
+        <w:t>)</w:t>
+      </w:r>
+    </w:p>
+    <w:p>
+      <w:pPr>
+        <w:pStyle w:val="a3"/>
+        <w:numPr>
+          <w:ilvl w:val="0"/>
+          <w:numId w:val="2"/>
+        </w:numPr>
+        <w:rPr>
+          <w:lang w:val="en-US"/>
+        </w:rPr>
+      </w:pPr>
+      <w:r>
+        <w:rPr>
+          <w:lang w:val="en-US"/>
+        </w:rPr>
         <w:t xml:space="preserve">Press </w:t>
       </w:r>
       <w:r>
@@ -725,7 +828,7 @@
         </w:rPr>
         <w:t xml:space="preserve">: </w:t>
       </w:r>
-      <w:hyperlink r:id="rId6" w:history="1">
+      <w:hyperlink r:id="rId6" w:anchor="gid=331980525" w:history="1">
         <w:r>
           <w:rPr>
             <w:rStyle w:val="a6"/>
@@ -1814,7 +1917,6 @@
   <w:style w:type="character" w:default="1" w:styleId="a0">
     <w:name w:val="Default Paragraph Font"/>
     <w:uiPriority w:val="1"/>
-    <w:semiHidden/>
     <w:unhideWhenUsed/>
   </w:style>
   <w:style w:type="table" w:default="1" w:styleId="a1">
